--- a/Received/4/4, computer.docx
+++ b/Received/4/4, computer.docx
@@ -25,6 +25,129 @@
           <w:szCs w:val="36"/>
         </w:rPr>
       </w:pPr>
+      <w:r>
+        <w:rPr>
+          <w:noProof/>
+        </w:rPr>
+        <mc:AlternateContent>
+          <mc:Choice Requires="wps">
+            <w:drawing>
+              <wp:anchor distT="45720" distB="45720" distL="114300" distR="114300" simplePos="0" relativeHeight="251662336" behindDoc="0" locked="0" layoutInCell="1" allowOverlap="1" wp14:anchorId="7B6A489C" wp14:editId="2EBAA1FF">
+                <wp:simplePos x="0" y="0"/>
+                <wp:positionH relativeFrom="column">
+                  <wp:posOffset>5962650</wp:posOffset>
+                </wp:positionH>
+                <wp:positionV relativeFrom="paragraph">
+                  <wp:posOffset>-135255</wp:posOffset>
+                </wp:positionV>
+                <wp:extent cx="609600" cy="1404620"/>
+                <wp:effectExtent l="0" t="0" r="0" b="0"/>
+                <wp:wrapNone/>
+                <wp:docPr id="2" name="Text Box 3"/>
+                <wp:cNvGraphicFramePr>
+                  <a:graphicFrameLocks xmlns:a="http://schemas.openxmlformats.org/drawingml/2006/main"/>
+                </wp:cNvGraphicFramePr>
+                <a:graphic xmlns:a="http://schemas.openxmlformats.org/drawingml/2006/main">
+                  <a:graphicData uri="http://schemas.microsoft.com/office/word/2010/wordprocessingShape">
+                    <wps:wsp>
+                      <wps:cNvSpPr txBox="1">
+                        <a:spLocks noChangeArrowheads="1"/>
+                      </wps:cNvSpPr>
+                      <wps:spPr bwMode="auto">
+                        <a:xfrm>
+                          <a:off x="0" y="0"/>
+                          <a:ext cx="609600" cy="1404620"/>
+                        </a:xfrm>
+                        <a:prstGeom prst="rect">
+                          <a:avLst/>
+                        </a:prstGeom>
+                        <a:noFill/>
+                        <a:ln w="9525">
+                          <a:noFill/>
+                          <a:miter lim="800000"/>
+                          <a:headEnd/>
+                          <a:tailEnd/>
+                        </a:ln>
+                      </wps:spPr>
+                      <wps:txbx>
+                        <w:txbxContent>
+                          <w:p>
+                            <w:r>
+                              <w:rPr>
+                                <w:rFonts w:ascii="Times New Roman" w:hAnsi="Times New Roman"/>
+                                <w:b/>
+                                <w:bCs/>
+                                <w:sz w:val="28"/>
+                                <w:szCs w:val="28"/>
+                              </w:rPr>
+                              <w:t>D- 1</w:t>
+                            </w:r>
+                            <w:r>
+                              <w:rPr>
+                                <w:rFonts w:ascii="Times New Roman" w:hAnsi="Times New Roman"/>
+                                <w:b/>
+                                <w:bCs/>
+                                <w:sz w:val="28"/>
+                                <w:szCs w:val="28"/>
+                              </w:rPr>
+                              <w:t>8</w:t>
+                            </w:r>
+                          </w:p>
+                        </w:txbxContent>
+                      </wps:txbx>
+                      <wps:bodyPr rot="0" vert="horz" wrap="square" lIns="91440" tIns="45720" rIns="91440" bIns="45720" anchor="t" anchorCtr="0">
+                        <a:spAutoFit/>
+                      </wps:bodyPr>
+                    </wps:wsp>
+                  </a:graphicData>
+                </a:graphic>
+                <wp14:sizeRelH relativeFrom="margin">
+                  <wp14:pctWidth>0</wp14:pctWidth>
+                </wp14:sizeRelH>
+                <wp14:sizeRelV relativeFrom="margin">
+                  <wp14:pctHeight>20000</wp14:pctHeight>
+                </wp14:sizeRelV>
+              </wp:anchor>
+            </w:drawing>
+          </mc:Choice>
+          <mc:Fallback>
+            <w:pict>
+              <v:shapetype w14:anchorId="7B6A489C" id="_x0000_t202" coordsize="21600,21600" o:spt="202" path="m,l,21600r21600,l21600,xe">
+                <v:stroke joinstyle="miter"/>
+                <v:path gradientshapeok="t" o:connecttype="rect"/>
+              </v:shapetype>
+              <v:shape id="Text Box 3" o:spid="_x0000_s1026" type="#_x0000_t202" style="position:absolute;margin-left:469.5pt;margin-top:-10.65pt;width:48pt;height:110.6pt;z-index:251662336;visibility:visible;mso-wrap-style:square;mso-width-percent:0;mso-height-percent:200;mso-wrap-distance-left:9pt;mso-wrap-distance-top:3.6pt;mso-wrap-distance-right:9pt;mso-wrap-distance-bottom:3.6pt;mso-position-horizontal:absolute;mso-position-horizontal-relative:text;mso-position-vertical:absolute;mso-position-vertical-relative:text;mso-width-percent:0;mso-height-percent:200;mso-width-relative:margin;mso-height-relative:margin;v-text-anchor:top" o:gfxdata="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" filled="f" stroked="f">
+                <v:textbox style="mso-fit-shape-to-text:t">
+                  <w:txbxContent>
+                    <w:p>
+                      <w:r>
+                        <w:rPr>
+                          <w:rFonts w:ascii="Times New Roman" w:hAnsi="Times New Roman"/>
+                          <w:b/>
+                          <w:bCs/>
+                          <w:sz w:val="28"/>
+                          <w:szCs w:val="28"/>
+                        </w:rPr>
+                        <w:t>D- 1</w:t>
+                      </w:r>
+                      <w:r>
+                        <w:rPr>
+                          <w:rFonts w:ascii="Times New Roman" w:hAnsi="Times New Roman"/>
+                          <w:b/>
+                          <w:bCs/>
+                          <w:sz w:val="28"/>
+                          <w:szCs w:val="28"/>
+                        </w:rPr>
+                        <w:t>8</w:t>
+                      </w:r>
+                    </w:p>
+                  </w:txbxContent>
+                </v:textbox>
+              </v:shape>
+            </w:pict>
+          </mc:Fallback>
+        </mc:AlternateContent>
+      </w:r>
       <w:r>
         <w:rPr>
           <w:noProof/>
@@ -153,27 +276,7 @@
           <w:sz w:val="24"/>
           <w:szCs w:val="24"/>
         </w:rPr>
-        <w:t xml:space="preserve">Ratnanagar-7, </w:t>
-      </w:r>
-      <w:proofErr w:type="spellStart"/>
-      <w:r>
-        <w:rPr>
-          <w:rFonts w:ascii="Times New Roman" w:hAnsi="Times New Roman" w:cs="Times New Roman"/>
-          <w:b/>
-          <w:sz w:val="24"/>
-          <w:szCs w:val="24"/>
-        </w:rPr>
-        <w:t>Sauraha</w:t>
-      </w:r>
-      <w:proofErr w:type="spellEnd"/>
-      <w:r>
-        <w:rPr>
-          <w:rFonts w:ascii="Times New Roman" w:hAnsi="Times New Roman" w:cs="Times New Roman"/>
-          <w:b/>
-          <w:sz w:val="24"/>
-          <w:szCs w:val="24"/>
-        </w:rPr>
-        <w:t>, Chitwan</w:t>
+        <w:t>Ratnanagar-7, Sauraha, Chitwan</w:t>
       </w:r>
     </w:p>
     <w:p>
@@ -821,23 +924,13 @@
           <w:szCs w:val="28"/>
         </w:rPr>
       </w:pPr>
-      <w:proofErr w:type="spellStart"/>
-      <w:r>
-        <w:rPr>
-          <w:rFonts w:ascii="Times New Roman" w:hAnsi="Times New Roman" w:cs="Times New Roman"/>
-          <w:sz w:val="28"/>
-          <w:szCs w:val="28"/>
-        </w:rPr>
-        <w:t>i</w:t>
-      </w:r>
-      <w:proofErr w:type="spellEnd"/>
-      <w:r>
-        <w:rPr>
-          <w:rFonts w:ascii="Times New Roman" w:hAnsi="Times New Roman" w:cs="Times New Roman"/>
-          <w:sz w:val="28"/>
-          <w:szCs w:val="28"/>
-        </w:rPr>
-        <w:t>) Monitor</w:t>
+      <w:r>
+        <w:rPr>
+          <w:rFonts w:ascii="Times New Roman" w:hAnsi="Times New Roman" w:cs="Times New Roman"/>
+          <w:sz w:val="28"/>
+          <w:szCs w:val="28"/>
+        </w:rPr>
+        <w:t>i) Monitor</w:t>
       </w:r>
     </w:p>
     <w:p>
@@ -965,23 +1058,13 @@
           <w:szCs w:val="28"/>
         </w:rPr>
       </w:pPr>
-      <w:proofErr w:type="spellStart"/>
-      <w:r>
-        <w:rPr>
-          <w:rFonts w:ascii="Times New Roman" w:hAnsi="Times New Roman" w:cs="Times New Roman"/>
-          <w:sz w:val="28"/>
-          <w:szCs w:val="28"/>
-        </w:rPr>
-        <w:t>i</w:t>
-      </w:r>
-      <w:proofErr w:type="spellEnd"/>
-      <w:r>
-        <w:rPr>
-          <w:rFonts w:ascii="Times New Roman" w:hAnsi="Times New Roman" w:cs="Times New Roman"/>
-          <w:sz w:val="28"/>
-          <w:szCs w:val="28"/>
-        </w:rPr>
-        <w:t xml:space="preserve">) </w:t>
+      <w:r>
+        <w:rPr>
+          <w:rFonts w:ascii="Times New Roman" w:hAnsi="Times New Roman" w:cs="Times New Roman"/>
+          <w:sz w:val="28"/>
+          <w:szCs w:val="28"/>
+        </w:rPr>
+        <w:t xml:space="preserve">i) </w:t>
       </w:r>
       <w:r>
         <w:rPr>
@@ -1118,25 +1201,7 @@
           <w:sz w:val="28"/>
           <w:szCs w:val="28"/>
         </w:rPr>
-        <w:t xml:space="preserve"> </w:t>
-      </w:r>
-      <w:proofErr w:type="spellStart"/>
-      <w:r>
-        <w:rPr>
-          <w:rFonts w:ascii="Times New Roman" w:hAnsi="Times New Roman" w:cs="Times New Roman"/>
-          <w:sz w:val="28"/>
-          <w:szCs w:val="28"/>
-        </w:rPr>
-        <w:t>i</w:t>
-      </w:r>
-      <w:proofErr w:type="spellEnd"/>
-      <w:r>
-        <w:rPr>
-          <w:rFonts w:ascii="Times New Roman" w:hAnsi="Times New Roman" w:cs="Times New Roman"/>
-          <w:sz w:val="28"/>
-          <w:szCs w:val="28"/>
-        </w:rPr>
-        <w:t>) Printer</w:t>
+        <w:t xml:space="preserve"> i) Printer</w:t>
       </w:r>
     </w:p>
     <w:p>

--- a/Received/4/4, computer.docx
+++ b/Received/4/4, computer.docx
@@ -80,17 +80,7 @@
                                 <w:sz w:val="28"/>
                                 <w:szCs w:val="28"/>
                               </w:rPr>
-                              <w:t>D- 1</w:t>
-                            </w:r>
-                            <w:r>
-                              <w:rPr>
-                                <w:rFonts w:ascii="Times New Roman" w:hAnsi="Times New Roman"/>
-                                <w:b/>
-                                <w:bCs/>
-                                <w:sz w:val="28"/>
-                                <w:szCs w:val="28"/>
-                              </w:rPr>
-                              <w:t>8</w:t>
+                              <w:t>D- 18</w:t>
                             </w:r>
                           </w:p>
                         </w:txbxContent>
@@ -128,17 +118,7 @@
                           <w:sz w:val="28"/>
                           <w:szCs w:val="28"/>
                         </w:rPr>
-                        <w:t>D- 1</w:t>
-                      </w:r>
-                      <w:r>
-                        <w:rPr>
-                          <w:rFonts w:ascii="Times New Roman" w:hAnsi="Times New Roman"/>
-                          <w:b/>
-                          <w:bCs/>
-                          <w:sz w:val="28"/>
-                          <w:szCs w:val="28"/>
-                        </w:rPr>
-                        <w:t>8</w:t>
+                        <w:t>D- 18</w:t>
                       </w:r>
                     </w:p>
                   </w:txbxContent>
@@ -276,7 +256,27 @@
           <w:sz w:val="24"/>
           <w:szCs w:val="24"/>
         </w:rPr>
-        <w:t>Ratnanagar-7, Sauraha, Chitwan</w:t>
+        <w:t xml:space="preserve">Ratnanagar-7, </w:t>
+      </w:r>
+      <w:proofErr w:type="spellStart"/>
+      <w:r>
+        <w:rPr>
+          <w:rFonts w:ascii="Times New Roman" w:hAnsi="Times New Roman" w:cs="Times New Roman"/>
+          <w:b/>
+          <w:sz w:val="24"/>
+          <w:szCs w:val="24"/>
+        </w:rPr>
+        <w:t>Sauraha</w:t>
+      </w:r>
+      <w:proofErr w:type="spellEnd"/>
+      <w:r>
+        <w:rPr>
+          <w:rFonts w:ascii="Times New Roman" w:hAnsi="Times New Roman" w:cs="Times New Roman"/>
+          <w:b/>
+          <w:sz w:val="24"/>
+          <w:szCs w:val="24"/>
+        </w:rPr>
+        <w:t>, Chitwan</w:t>
       </w:r>
     </w:p>
     <w:p>
@@ -924,13 +924,23 @@
           <w:szCs w:val="28"/>
         </w:rPr>
       </w:pPr>
-      <w:r>
-        <w:rPr>
-          <w:rFonts w:ascii="Times New Roman" w:hAnsi="Times New Roman" w:cs="Times New Roman"/>
-          <w:sz w:val="28"/>
-          <w:szCs w:val="28"/>
-        </w:rPr>
-        <w:t>i) Monitor</w:t>
+      <w:proofErr w:type="spellStart"/>
+      <w:r>
+        <w:rPr>
+          <w:rFonts w:ascii="Times New Roman" w:hAnsi="Times New Roman" w:cs="Times New Roman"/>
+          <w:sz w:val="28"/>
+          <w:szCs w:val="28"/>
+        </w:rPr>
+        <w:t>i</w:t>
+      </w:r>
+      <w:proofErr w:type="spellEnd"/>
+      <w:r>
+        <w:rPr>
+          <w:rFonts w:ascii="Times New Roman" w:hAnsi="Times New Roman" w:cs="Times New Roman"/>
+          <w:sz w:val="28"/>
+          <w:szCs w:val="28"/>
+        </w:rPr>
+        <w:t>) Monitor</w:t>
       </w:r>
     </w:p>
     <w:p>
@@ -1058,13 +1068,23 @@
           <w:szCs w:val="28"/>
         </w:rPr>
       </w:pPr>
-      <w:r>
-        <w:rPr>
-          <w:rFonts w:ascii="Times New Roman" w:hAnsi="Times New Roman" w:cs="Times New Roman"/>
-          <w:sz w:val="28"/>
-          <w:szCs w:val="28"/>
-        </w:rPr>
-        <w:t xml:space="preserve">i) </w:t>
+      <w:proofErr w:type="spellStart"/>
+      <w:r>
+        <w:rPr>
+          <w:rFonts w:ascii="Times New Roman" w:hAnsi="Times New Roman" w:cs="Times New Roman"/>
+          <w:sz w:val="28"/>
+          <w:szCs w:val="28"/>
+        </w:rPr>
+        <w:t>i</w:t>
+      </w:r>
+      <w:proofErr w:type="spellEnd"/>
+      <w:r>
+        <w:rPr>
+          <w:rFonts w:ascii="Times New Roman" w:hAnsi="Times New Roman" w:cs="Times New Roman"/>
+          <w:sz w:val="28"/>
+          <w:szCs w:val="28"/>
+        </w:rPr>
+        <w:t xml:space="preserve">) </w:t>
       </w:r>
       <w:r>
         <w:rPr>
@@ -1201,7 +1221,25 @@
           <w:sz w:val="28"/>
           <w:szCs w:val="28"/>
         </w:rPr>
-        <w:t xml:space="preserve"> i) Printer</w:t>
+        <w:t xml:space="preserve"> </w:t>
+      </w:r>
+      <w:proofErr w:type="spellStart"/>
+      <w:r>
+        <w:rPr>
+          <w:rFonts w:ascii="Times New Roman" w:hAnsi="Times New Roman" w:cs="Times New Roman"/>
+          <w:sz w:val="28"/>
+          <w:szCs w:val="28"/>
+        </w:rPr>
+        <w:t>i</w:t>
+      </w:r>
+      <w:proofErr w:type="spellEnd"/>
+      <w:r>
+        <w:rPr>
+          <w:rFonts w:ascii="Times New Roman" w:hAnsi="Times New Roman" w:cs="Times New Roman"/>
+          <w:sz w:val="28"/>
+          <w:szCs w:val="28"/>
+        </w:rPr>
+        <w:t>) Printer</w:t>
       </w:r>
     </w:p>
     <w:p>
@@ -1459,7 +1497,7 @@
           <w:sz w:val="28"/>
           <w:szCs w:val="28"/>
         </w:rPr>
-        <w:t>Web browser</w:t>
+        <w:t>Icon</w:t>
       </w:r>
       <w:r>
         <w:rPr>
@@ -1476,6 +1514,22 @@
           <w:szCs w:val="28"/>
         </w:rPr>
         <w:tab/>
+      </w:r>
+      <w:r>
+        <w:rPr>
+          <w:rFonts w:ascii="Times New Roman" w:eastAsiaTheme="minorEastAsia" w:hAnsi="Times New Roman" w:cs="Times New Roman"/>
+          <w:sz w:val="28"/>
+          <w:szCs w:val="28"/>
+        </w:rPr>
+        <w:tab/>
+      </w:r>
+      <w:r>
+        <w:rPr>
+          <w:rFonts w:ascii="Times New Roman" w:eastAsiaTheme="minorEastAsia" w:hAnsi="Times New Roman" w:cs="Times New Roman"/>
+          <w:sz w:val="28"/>
+          <w:szCs w:val="28"/>
+        </w:rPr>
+        <w:tab/>
         <w:t xml:space="preserve"> </w:t>
       </w:r>
       <w:r>
@@ -1640,11 +1694,221 @@
           <w:sz w:val="28"/>
           <w:szCs w:val="28"/>
         </w:rPr>
-        <w:t>The software that is used to access</w:t>
-      </w:r>
-      <w:r>
-        <w:rPr>
-          <w:rFonts w:ascii="Times New Roman" w:eastAsiaTheme="minorEastAsia" w:hAnsi="Times New Roman" w:cs="Times New Roman"/>
+        <w:t>Small pictures that display program</w:t>
+      </w:r>
+    </w:p>
+    <w:p>
+      <w:pPr>
+        <w:spacing w:after="0" w:line="360" w:lineRule="auto"/>
+        <w:rPr>
+          <w:rFonts w:ascii="Times New Roman" w:hAnsi="Times New Roman" w:cs="Times New Roman"/>
+          <w:b/>
+          <w:bCs/>
+          <w:sz w:val="28"/>
+          <w:szCs w:val="28"/>
+        </w:rPr>
+      </w:pPr>
+      <w:r>
+        <w:rPr>
+          <w:rFonts w:ascii="Times New Roman" w:hAnsi="Times New Roman" w:cs="Times New Roman"/>
+          <w:b/>
+          <w:bCs/>
+          <w:sz w:val="28"/>
+          <w:szCs w:val="28"/>
+        </w:rPr>
+        <w:t>3. Write True or False</w:t>
+      </w:r>
+      <w:r>
+        <w:rPr>
+          <w:rFonts w:ascii="Times New Roman" w:hAnsi="Times New Roman" w:cs="Times New Roman"/>
+          <w:b/>
+          <w:bCs/>
+          <w:sz w:val="28"/>
+          <w:szCs w:val="28"/>
+        </w:rPr>
+        <w:t>.</w:t>
+      </w:r>
+      <w:r>
+        <w:rPr>
+          <w:rFonts w:ascii="Times New Roman" w:hAnsi="Times New Roman" w:cs="Times New Roman"/>
+          <w:b/>
+          <w:bCs/>
+          <w:sz w:val="28"/>
+          <w:szCs w:val="28"/>
+        </w:rPr>
+        <w:tab/>
+      </w:r>
+      <w:r>
+        <w:rPr>
+          <w:rFonts w:ascii="Times New Roman" w:hAnsi="Times New Roman" w:cs="Times New Roman"/>
+          <w:b/>
+          <w:bCs/>
+          <w:sz w:val="28"/>
+          <w:szCs w:val="28"/>
+        </w:rPr>
+        <w:tab/>
+      </w:r>
+      <w:r>
+        <w:rPr>
+          <w:rFonts w:ascii="Times New Roman" w:hAnsi="Times New Roman" w:cs="Times New Roman"/>
+          <w:b/>
+          <w:bCs/>
+          <w:sz w:val="28"/>
+          <w:szCs w:val="28"/>
+        </w:rPr>
+        <w:tab/>
+      </w:r>
+      <w:r>
+        <w:rPr>
+          <w:rFonts w:ascii="Times New Roman" w:hAnsi="Times New Roman" w:cs="Times New Roman"/>
+          <w:b/>
+          <w:bCs/>
+          <w:sz w:val="28"/>
+          <w:szCs w:val="28"/>
+        </w:rPr>
+        <w:tab/>
+      </w:r>
+      <w:r>
+        <w:rPr>
+          <w:rFonts w:ascii="Times New Roman" w:hAnsi="Times New Roman" w:cs="Times New Roman"/>
+          <w:b/>
+          <w:bCs/>
+          <w:sz w:val="28"/>
+          <w:szCs w:val="28"/>
+        </w:rPr>
+        <w:tab/>
+      </w:r>
+      <w:r>
+        <w:rPr>
+          <w:rFonts w:ascii="Times New Roman" w:hAnsi="Times New Roman" w:cs="Times New Roman"/>
+          <w:b/>
+          <w:bCs/>
+          <w:sz w:val="28"/>
+          <w:szCs w:val="28"/>
+        </w:rPr>
+        <w:tab/>
+      </w:r>
+      <w:r>
+        <w:rPr>
+          <w:rFonts w:ascii="Times New Roman" w:hAnsi="Times New Roman" w:cs="Times New Roman"/>
+          <w:b/>
+          <w:bCs/>
+          <w:sz w:val="28"/>
+          <w:szCs w:val="28"/>
+        </w:rPr>
+        <w:tab/>
+      </w:r>
+      <w:r>
+        <w:rPr>
+          <w:rFonts w:ascii="Times New Roman" w:hAnsi="Times New Roman" w:cs="Times New Roman"/>
+          <w:b/>
+          <w:bCs/>
+          <w:sz w:val="28"/>
+          <w:szCs w:val="28"/>
+        </w:rPr>
+        <w:tab/>
+      </w:r>
+      <w:r>
+        <w:rPr>
+          <w:rFonts w:ascii="Times New Roman" w:hAnsi="Times New Roman" w:cs="Times New Roman"/>
+          <w:b/>
+          <w:bCs/>
+          <w:sz w:val="28"/>
+          <w:szCs w:val="28"/>
+        </w:rPr>
+        <w:tab/>
+      </w:r>
+      <w:r>
+        <w:rPr>
+          <w:rFonts w:ascii="Times New Roman" w:hAnsi="Times New Roman" w:cs="Times New Roman"/>
+          <w:b/>
+          <w:bCs/>
+          <w:sz w:val="28"/>
+          <w:szCs w:val="28"/>
+        </w:rPr>
+        <w:tab/>
+      </w:r>
+      <w:r>
+        <w:rPr>
+          <w:rFonts w:ascii="Times New Roman" w:hAnsi="Times New Roman" w:cs="Times New Roman"/>
+          <w:b/>
+          <w:bCs/>
+          <w:sz w:val="28"/>
+          <w:szCs w:val="28"/>
+        </w:rPr>
+        <w:t>(3</w:t>
+      </w:r>
+      <w:r>
+        <w:rPr>
+          <w:rFonts w:ascii="Times New Roman" w:hAnsi="Times New Roman" w:cs="Times New Roman"/>
+          <w:b/>
+          <w:bCs/>
+          <w:sz w:val="28"/>
+          <w:szCs w:val="28"/>
+        </w:rPr>
+        <w:t>×</w:t>
+      </w:r>
+      <w:r>
+        <w:rPr>
+          <w:rFonts w:ascii="Times New Roman" w:hAnsi="Times New Roman" w:cs="Times New Roman"/>
+          <w:b/>
+          <w:bCs/>
+          <w:sz w:val="28"/>
+          <w:szCs w:val="28"/>
+        </w:rPr>
+        <w:t>1</w:t>
+      </w:r>
+      <w:r>
+        <w:rPr>
+          <w:rFonts w:ascii="Times New Roman" w:hAnsi="Times New Roman" w:cs="Times New Roman"/>
+          <w:b/>
+          <w:bCs/>
+          <w:sz w:val="28"/>
+          <w:szCs w:val="28"/>
+        </w:rPr>
+        <w:t>=</w:t>
+      </w:r>
+      <w:r>
+        <w:rPr>
+          <w:rFonts w:ascii="Times New Roman" w:hAnsi="Times New Roman" w:cs="Times New Roman"/>
+          <w:b/>
+          <w:bCs/>
+          <w:sz w:val="28"/>
+          <w:szCs w:val="28"/>
+        </w:rPr>
+        <w:t>3</w:t>
+      </w:r>
+      <w:r>
+        <w:rPr>
+          <w:rFonts w:ascii="Times New Roman" w:hAnsi="Times New Roman" w:cs="Times New Roman"/>
+          <w:b/>
+          <w:bCs/>
+          <w:sz w:val="28"/>
+          <w:szCs w:val="28"/>
+        </w:rPr>
+        <w:t>)</w:t>
+      </w:r>
+    </w:p>
+    <w:p>
+      <w:pPr>
+        <w:spacing w:after="0" w:line="360" w:lineRule="auto"/>
+        <w:rPr>
+          <w:rFonts w:ascii="Times New Roman" w:hAnsi="Times New Roman" w:cs="Times New Roman"/>
+          <w:sz w:val="28"/>
+          <w:szCs w:val="28"/>
+        </w:rPr>
+      </w:pPr>
+      <w:r>
+        <w:rPr>
+          <w:rFonts w:ascii="Times New Roman" w:hAnsi="Times New Roman" w:cs="Times New Roman"/>
+          <w:sz w:val="28"/>
+          <w:szCs w:val="28"/>
+        </w:rPr>
+        <w:t>​a.</w:t>
+      </w:r>
+      <w:r>
+        <w:rPr>
+          <w:rFonts w:ascii="Times New Roman" w:hAnsi="Times New Roman" w:cs="Times New Roman"/>
           <w:sz w:val="28"/>
           <w:szCs w:val="28"/>
         </w:rPr>
@@ -1652,240 +1916,6 @@
       </w:r>
       <w:r>
         <w:rPr>
-          <w:rFonts w:ascii="Times New Roman" w:eastAsiaTheme="minorEastAsia" w:hAnsi="Times New Roman" w:cs="Times New Roman"/>
-          <w:sz w:val="28"/>
-          <w:szCs w:val="28"/>
-        </w:rPr>
-        <w:t xml:space="preserve">the </w:t>
-      </w:r>
-      <w:r>
-        <w:rPr>
-          <w:rFonts w:ascii="Times New Roman" w:eastAsiaTheme="minorEastAsia" w:hAnsi="Times New Roman" w:cs="Times New Roman"/>
-          <w:sz w:val="28"/>
-          <w:szCs w:val="28"/>
-        </w:rPr>
-        <w:t xml:space="preserve">internet </w:t>
-      </w:r>
-    </w:p>
-    <w:p>
-      <w:pPr>
-        <w:spacing w:after="0" w:line="360" w:lineRule="auto"/>
-        <w:rPr>
-          <w:rFonts w:ascii="Times New Roman" w:hAnsi="Times New Roman" w:cs="Times New Roman"/>
-          <w:b/>
-          <w:bCs/>
-          <w:sz w:val="28"/>
-          <w:szCs w:val="28"/>
-        </w:rPr>
-      </w:pPr>
-      <w:r>
-        <w:rPr>
-          <w:rFonts w:ascii="Times New Roman" w:hAnsi="Times New Roman" w:cs="Times New Roman"/>
-          <w:b/>
-          <w:bCs/>
-          <w:sz w:val="28"/>
-          <w:szCs w:val="28"/>
-        </w:rPr>
-        <w:t>3. Write True or False</w:t>
-      </w:r>
-      <w:r>
-        <w:rPr>
-          <w:rFonts w:ascii="Times New Roman" w:hAnsi="Times New Roman" w:cs="Times New Roman"/>
-          <w:b/>
-          <w:bCs/>
-          <w:sz w:val="28"/>
-          <w:szCs w:val="28"/>
-        </w:rPr>
-        <w:t>.</w:t>
-      </w:r>
-      <w:r>
-        <w:rPr>
-          <w:rFonts w:ascii="Times New Roman" w:hAnsi="Times New Roman" w:cs="Times New Roman"/>
-          <w:b/>
-          <w:bCs/>
-          <w:sz w:val="28"/>
-          <w:szCs w:val="28"/>
-        </w:rPr>
-        <w:tab/>
-      </w:r>
-      <w:r>
-        <w:rPr>
-          <w:rFonts w:ascii="Times New Roman" w:hAnsi="Times New Roman" w:cs="Times New Roman"/>
-          <w:b/>
-          <w:bCs/>
-          <w:sz w:val="28"/>
-          <w:szCs w:val="28"/>
-        </w:rPr>
-        <w:tab/>
-      </w:r>
-      <w:r>
-        <w:rPr>
-          <w:rFonts w:ascii="Times New Roman" w:hAnsi="Times New Roman" w:cs="Times New Roman"/>
-          <w:b/>
-          <w:bCs/>
-          <w:sz w:val="28"/>
-          <w:szCs w:val="28"/>
-        </w:rPr>
-        <w:tab/>
-      </w:r>
-      <w:r>
-        <w:rPr>
-          <w:rFonts w:ascii="Times New Roman" w:hAnsi="Times New Roman" w:cs="Times New Roman"/>
-          <w:b/>
-          <w:bCs/>
-          <w:sz w:val="28"/>
-          <w:szCs w:val="28"/>
-        </w:rPr>
-        <w:tab/>
-      </w:r>
-      <w:r>
-        <w:rPr>
-          <w:rFonts w:ascii="Times New Roman" w:hAnsi="Times New Roman" w:cs="Times New Roman"/>
-          <w:b/>
-          <w:bCs/>
-          <w:sz w:val="28"/>
-          <w:szCs w:val="28"/>
-        </w:rPr>
-        <w:tab/>
-      </w:r>
-      <w:r>
-        <w:rPr>
-          <w:rFonts w:ascii="Times New Roman" w:hAnsi="Times New Roman" w:cs="Times New Roman"/>
-          <w:b/>
-          <w:bCs/>
-          <w:sz w:val="28"/>
-          <w:szCs w:val="28"/>
-        </w:rPr>
-        <w:tab/>
-      </w:r>
-      <w:r>
-        <w:rPr>
-          <w:rFonts w:ascii="Times New Roman" w:hAnsi="Times New Roman" w:cs="Times New Roman"/>
-          <w:b/>
-          <w:bCs/>
-          <w:sz w:val="28"/>
-          <w:szCs w:val="28"/>
-        </w:rPr>
-        <w:tab/>
-      </w:r>
-      <w:r>
-        <w:rPr>
-          <w:rFonts w:ascii="Times New Roman" w:hAnsi="Times New Roman" w:cs="Times New Roman"/>
-          <w:b/>
-          <w:bCs/>
-          <w:sz w:val="28"/>
-          <w:szCs w:val="28"/>
-        </w:rPr>
-        <w:tab/>
-      </w:r>
-      <w:r>
-        <w:rPr>
-          <w:rFonts w:ascii="Times New Roman" w:hAnsi="Times New Roman" w:cs="Times New Roman"/>
-          <w:b/>
-          <w:bCs/>
-          <w:sz w:val="28"/>
-          <w:szCs w:val="28"/>
-        </w:rPr>
-        <w:tab/>
-      </w:r>
-      <w:r>
-        <w:rPr>
-          <w:rFonts w:ascii="Times New Roman" w:hAnsi="Times New Roman" w:cs="Times New Roman"/>
-          <w:b/>
-          <w:bCs/>
-          <w:sz w:val="28"/>
-          <w:szCs w:val="28"/>
-        </w:rPr>
-        <w:tab/>
-      </w:r>
-      <w:r>
-        <w:rPr>
-          <w:rFonts w:ascii="Times New Roman" w:hAnsi="Times New Roman" w:cs="Times New Roman"/>
-          <w:b/>
-          <w:bCs/>
-          <w:sz w:val="28"/>
-          <w:szCs w:val="28"/>
-        </w:rPr>
-        <w:t>(3</w:t>
-      </w:r>
-      <w:r>
-        <w:rPr>
-          <w:rFonts w:ascii="Times New Roman" w:hAnsi="Times New Roman" w:cs="Times New Roman"/>
-          <w:b/>
-          <w:bCs/>
-          <w:sz w:val="28"/>
-          <w:szCs w:val="28"/>
-        </w:rPr>
-        <w:t>×</w:t>
-      </w:r>
-      <w:r>
-        <w:rPr>
-          <w:rFonts w:ascii="Times New Roman" w:hAnsi="Times New Roman" w:cs="Times New Roman"/>
-          <w:b/>
-          <w:bCs/>
-          <w:sz w:val="28"/>
-          <w:szCs w:val="28"/>
-        </w:rPr>
-        <w:t>1</w:t>
-      </w:r>
-      <w:r>
-        <w:rPr>
-          <w:rFonts w:ascii="Times New Roman" w:hAnsi="Times New Roman" w:cs="Times New Roman"/>
-          <w:b/>
-          <w:bCs/>
-          <w:sz w:val="28"/>
-          <w:szCs w:val="28"/>
-        </w:rPr>
-        <w:t>=</w:t>
-      </w:r>
-      <w:r>
-        <w:rPr>
-          <w:rFonts w:ascii="Times New Roman" w:hAnsi="Times New Roman" w:cs="Times New Roman"/>
-          <w:b/>
-          <w:bCs/>
-          <w:sz w:val="28"/>
-          <w:szCs w:val="28"/>
-        </w:rPr>
-        <w:t>3</w:t>
-      </w:r>
-      <w:r>
-        <w:rPr>
-          <w:rFonts w:ascii="Times New Roman" w:hAnsi="Times New Roman" w:cs="Times New Roman"/>
-          <w:b/>
-          <w:bCs/>
-          <w:sz w:val="28"/>
-          <w:szCs w:val="28"/>
-        </w:rPr>
-        <w:t>)</w:t>
-      </w:r>
-    </w:p>
-    <w:p>
-      <w:pPr>
-        <w:spacing w:after="0" w:line="360" w:lineRule="auto"/>
-        <w:rPr>
-          <w:rFonts w:ascii="Times New Roman" w:hAnsi="Times New Roman" w:cs="Times New Roman"/>
-          <w:sz w:val="28"/>
-          <w:szCs w:val="28"/>
-        </w:rPr>
-      </w:pPr>
-      <w:r>
-        <w:rPr>
-          <w:rFonts w:ascii="Times New Roman" w:hAnsi="Times New Roman" w:cs="Times New Roman"/>
-          <w:sz w:val="28"/>
-          <w:szCs w:val="28"/>
-        </w:rPr>
-        <w:t>​a.</w:t>
-      </w:r>
-      <w:r>
-        <w:rPr>
-          <w:rFonts w:ascii="Times New Roman" w:hAnsi="Times New Roman" w:cs="Times New Roman"/>
-          <w:sz w:val="28"/>
-          <w:szCs w:val="28"/>
-        </w:rPr>
-        <w:t xml:space="preserve"> </w:t>
-      </w:r>
-      <w:r>
-        <w:rPr>
           <w:rFonts w:ascii="Times New Roman" w:hAnsi="Times New Roman" w:cs="Times New Roman"/>
           <w:sz w:val="28"/>
           <w:szCs w:val="28"/>
@@ -1914,7 +1944,25 @@
           <w:sz w:val="28"/>
           <w:szCs w:val="28"/>
         </w:rPr>
-        <w:t>r bones was fi</w:t>
+        <w:t xml:space="preserve">r bones </w:t>
+      </w:r>
+      <w:proofErr w:type="gramStart"/>
+      <w:r>
+        <w:rPr>
+          <w:rFonts w:ascii="Times New Roman" w:hAnsi="Times New Roman" w:cs="Times New Roman"/>
+          <w:sz w:val="28"/>
+          <w:szCs w:val="28"/>
+        </w:rPr>
+        <w:t>was</w:t>
+      </w:r>
+      <w:proofErr w:type="gramEnd"/>
+      <w:r>
+        <w:rPr>
+          <w:rFonts w:ascii="Times New Roman" w:hAnsi="Times New Roman" w:cs="Times New Roman"/>
+          <w:sz w:val="28"/>
+          <w:szCs w:val="28"/>
+        </w:rPr>
+        <w:t xml:space="preserve"> fi</w:t>
       </w:r>
       <w:r>
         <w:rPr>
@@ -2283,6 +2331,14 @@
           <w:sz w:val="28"/>
           <w:szCs w:val="28"/>
         </w:rPr>
+        <w:t xml:space="preserve">Crop, </w:t>
+      </w:r>
+      <w:r>
+        <w:rPr>
+          <w:rFonts w:ascii="Times New Roman" w:hAnsi="Times New Roman" w:cs="Times New Roman"/>
+          <w:sz w:val="28"/>
+          <w:szCs w:val="28"/>
+        </w:rPr>
         <w:t>Web camera</w:t>
       </w:r>
       <w:r>
@@ -2315,7 +2371,7 @@
           <w:sz w:val="28"/>
           <w:szCs w:val="28"/>
         </w:rPr>
-        <w:t>) ​</w:t>
+        <w:t>)</w:t>
       </w:r>
     </w:p>
     <w:p>
@@ -2421,7 +2477,7 @@
           <w:sz w:val="28"/>
           <w:szCs w:val="28"/>
         </w:rPr>
-        <w:t xml:space="preserve">. </w:t>
+        <w:t>.</w:t>
       </w:r>
     </w:p>
     <w:p>
@@ -2508,7 +2564,27 @@
           <w:szCs w:val="28"/>
         </w:rPr>
         <w:lastRenderedPageBreak/>
-        <w:t>5: Write the Full Form of the following</w:t>
+        <w:t>5</w:t>
+      </w:r>
+      <w:r>
+        <w:rPr>
+          <w:rFonts w:ascii="Times New Roman" w:hAnsi="Times New Roman" w:cs="Times New Roman"/>
+          <w:b/>
+          <w:bCs/>
+          <w:sz w:val="28"/>
+          <w:szCs w:val="28"/>
+        </w:rPr>
+        <w:t>.</w:t>
+      </w:r>
+      <w:r>
+        <w:rPr>
+          <w:rFonts w:ascii="Times New Roman" w:hAnsi="Times New Roman" w:cs="Times New Roman"/>
+          <w:b/>
+          <w:bCs/>
+          <w:sz w:val="28"/>
+          <w:szCs w:val="28"/>
+        </w:rPr>
+        <w:t xml:space="preserve"> Write the Full Form of the following</w:t>
       </w:r>
       <w:r>
         <w:rPr>
@@ -2809,7 +2885,7 @@
           <w:sz w:val="28"/>
           <w:szCs w:val="28"/>
         </w:rPr>
-        <w:t>6: Answer the Following Questions</w:t>
+        <w:t>6</w:t>
       </w:r>
       <w:r>
         <w:rPr>
@@ -2829,6 +2905,26 @@
           <w:sz w:val="28"/>
           <w:szCs w:val="28"/>
         </w:rPr>
+        <w:t xml:space="preserve"> Answer the Following Questions</w:t>
+      </w:r>
+      <w:r>
+        <w:rPr>
+          <w:rFonts w:ascii="Times New Roman" w:hAnsi="Times New Roman" w:cs="Times New Roman"/>
+          <w:b/>
+          <w:bCs/>
+          <w:sz w:val="28"/>
+          <w:szCs w:val="28"/>
+        </w:rPr>
+        <w:t>.</w:t>
+      </w:r>
+      <w:r>
+        <w:rPr>
+          <w:rFonts w:ascii="Times New Roman" w:hAnsi="Times New Roman" w:cs="Times New Roman"/>
+          <w:b/>
+          <w:bCs/>
+          <w:sz w:val="28"/>
+          <w:szCs w:val="28"/>
+        </w:rPr>
         <w:tab/>
       </w:r>
       <w:r>
@@ -3179,7 +3275,23 @@
           <w:sz w:val="28"/>
           <w:szCs w:val="28"/>
         </w:rPr>
-        <w:t>What does a title slide display?</w:t>
+        <w:t xml:space="preserve">What </w:t>
+      </w:r>
+      <w:r>
+        <w:rPr>
+          <w:rFonts w:ascii="Times New Roman" w:hAnsi="Times New Roman" w:cs="Times New Roman"/>
+          <w:sz w:val="28"/>
+          <w:szCs w:val="28"/>
+        </w:rPr>
+        <w:t>is an output device</w:t>
+      </w:r>
+      <w:r>
+        <w:rPr>
+          <w:rFonts w:ascii="Times New Roman" w:hAnsi="Times New Roman" w:cs="Times New Roman"/>
+          <w:sz w:val="28"/>
+          <w:szCs w:val="28"/>
+        </w:rPr>
+        <w:t>?</w:t>
       </w:r>
     </w:p>
     <w:p>
@@ -3241,7 +3353,23 @@
           <w:sz w:val="28"/>
           <w:szCs w:val="28"/>
         </w:rPr>
-        <w:t>What are screenshots?</w:t>
+        <w:t xml:space="preserve">What are </w:t>
+      </w:r>
+      <w:r>
+        <w:rPr>
+          <w:rFonts w:ascii="Times New Roman" w:hAnsi="Times New Roman" w:cs="Times New Roman"/>
+          <w:sz w:val="28"/>
+          <w:szCs w:val="28"/>
+        </w:rPr>
+        <w:t>variables</w:t>
+      </w:r>
+      <w:r>
+        <w:rPr>
+          <w:rFonts w:ascii="Times New Roman" w:hAnsi="Times New Roman" w:cs="Times New Roman"/>
+          <w:sz w:val="28"/>
+          <w:szCs w:val="28"/>
+        </w:rPr>
+        <w:t>?</w:t>
       </w:r>
     </w:p>
     <w:p>

--- a/Received/4/4, computer.docx
+++ b/Received/4/4, computer.docx
@@ -208,7 +208,7 @@
           <w:sz w:val="36"/>
           <w:szCs w:val="36"/>
         </w:rPr>
-        <w:t xml:space="preserve">                            </w:t>
+        <w:t xml:space="preserve">       </w:t>
       </w:r>
       <w:r>
         <w:rPr>
@@ -217,16 +217,16 @@
           <w:sz w:val="36"/>
           <w:szCs w:val="36"/>
         </w:rPr>
-        <w:tab/>
-      </w:r>
-      <w:r>
-        <w:rPr>
-          <w:rFonts w:ascii="Franklin Gothic Demi" w:hAnsi="Franklin Gothic Demi" w:cs="Times New Roman"/>
+        <w:t xml:space="preserve">                            </w:t>
+      </w:r>
+      <w:r>
+        <w:rPr>
+          <w:rFonts w:ascii="Times New Roman" w:hAnsi="Times New Roman" w:cs="Times New Roman"/>
           <w:b/>
           <w:sz w:val="36"/>
           <w:szCs w:val="36"/>
         </w:rPr>
-        <w:t>Green Society Public School</w:t>
+        <w:tab/>
       </w:r>
       <w:r>
         <w:rPr>
@@ -235,6 +235,15 @@
           <w:sz w:val="36"/>
           <w:szCs w:val="36"/>
         </w:rPr>
+        <w:t>Green Society Public School</w:t>
+      </w:r>
+      <w:r>
+        <w:rPr>
+          <w:rFonts w:ascii="Franklin Gothic Demi" w:hAnsi="Franklin Gothic Demi" w:cs="Times New Roman"/>
+          <w:b/>
+          <w:sz w:val="36"/>
+          <w:szCs w:val="36"/>
+        </w:rPr>
         <w:tab/>
       </w:r>
     </w:p>
@@ -256,27 +265,7 @@
           <w:sz w:val="24"/>
           <w:szCs w:val="24"/>
         </w:rPr>
-        <w:t xml:space="preserve">Ratnanagar-7, </w:t>
-      </w:r>
-      <w:proofErr w:type="spellStart"/>
-      <w:r>
-        <w:rPr>
-          <w:rFonts w:ascii="Times New Roman" w:hAnsi="Times New Roman" w:cs="Times New Roman"/>
-          <w:b/>
-          <w:sz w:val="24"/>
-          <w:szCs w:val="24"/>
-        </w:rPr>
-        <w:t>Sauraha</w:t>
-      </w:r>
-      <w:proofErr w:type="spellEnd"/>
-      <w:r>
-        <w:rPr>
-          <w:rFonts w:ascii="Times New Roman" w:hAnsi="Times New Roman" w:cs="Times New Roman"/>
-          <w:b/>
-          <w:sz w:val="24"/>
-          <w:szCs w:val="24"/>
-        </w:rPr>
-        <w:t>, Chitwan</w:t>
+        <w:t>Ratnanagar-7, Sauraha, Chitwan</w:t>
       </w:r>
     </w:p>
     <w:p>
@@ -924,23 +913,13 @@
           <w:szCs w:val="28"/>
         </w:rPr>
       </w:pPr>
-      <w:proofErr w:type="spellStart"/>
-      <w:r>
-        <w:rPr>
-          <w:rFonts w:ascii="Times New Roman" w:hAnsi="Times New Roman" w:cs="Times New Roman"/>
-          <w:sz w:val="28"/>
-          <w:szCs w:val="28"/>
-        </w:rPr>
-        <w:t>i</w:t>
-      </w:r>
-      <w:proofErr w:type="spellEnd"/>
-      <w:r>
-        <w:rPr>
-          <w:rFonts w:ascii="Times New Roman" w:hAnsi="Times New Roman" w:cs="Times New Roman"/>
-          <w:sz w:val="28"/>
-          <w:szCs w:val="28"/>
-        </w:rPr>
-        <w:t>) Monitor</w:t>
+      <w:r>
+        <w:rPr>
+          <w:rFonts w:ascii="Times New Roman" w:hAnsi="Times New Roman" w:cs="Times New Roman"/>
+          <w:sz w:val="28"/>
+          <w:szCs w:val="28"/>
+        </w:rPr>
+        <w:t>i) Monitor</w:t>
       </w:r>
     </w:p>
     <w:p>
@@ -1023,39 +1002,39 @@
           <w:sz w:val="28"/>
           <w:szCs w:val="28"/>
         </w:rPr>
-        <w:t xml:space="preserve">b) The </w:t>
-      </w:r>
-      <w:r>
-        <w:rPr>
-          <w:rFonts w:ascii="Times New Roman" w:hAnsi="Times New Roman" w:cs="Times New Roman"/>
-          <w:sz w:val="28"/>
-          <w:szCs w:val="28"/>
-        </w:rPr>
-        <w:t xml:space="preserve">example of </w:t>
-      </w:r>
-      <w:r>
-        <w:rPr>
-          <w:rFonts w:ascii="Times New Roman" w:hAnsi="Times New Roman" w:cs="Times New Roman"/>
-          <w:sz w:val="28"/>
-          <w:szCs w:val="28"/>
-        </w:rPr>
-        <w:t>first-generation</w:t>
-      </w:r>
-      <w:r>
-        <w:rPr>
-          <w:rFonts w:ascii="Times New Roman" w:hAnsi="Times New Roman" w:cs="Times New Roman"/>
-          <w:sz w:val="28"/>
-          <w:szCs w:val="28"/>
-        </w:rPr>
-        <w:t xml:space="preserve"> </w:t>
-      </w:r>
-      <w:r>
-        <w:rPr>
-          <w:rFonts w:ascii="Times New Roman" w:hAnsi="Times New Roman" w:cs="Times New Roman"/>
-          <w:sz w:val="28"/>
-          <w:szCs w:val="28"/>
-        </w:rPr>
-        <w:t>computer ……</w:t>
+        <w:t xml:space="preserve">b) </w:t>
+      </w:r>
+      <w:r>
+        <w:rPr>
+          <w:rFonts w:ascii="Times New Roman" w:hAnsi="Times New Roman" w:cs="Times New Roman"/>
+          <w:sz w:val="28"/>
+          <w:szCs w:val="28"/>
+        </w:rPr>
+        <w:t xml:space="preserve"> The CPU is</w:t>
+      </w:r>
+      <w:r>
+        <w:rPr>
+          <w:rFonts w:ascii="Times New Roman" w:hAnsi="Times New Roman" w:cs="Times New Roman"/>
+          <w:sz w:val="28"/>
+          <w:szCs w:val="28"/>
+        </w:rPr>
+        <w:t xml:space="preserve"> attached on</w:t>
+      </w:r>
+      <w:r>
+        <w:rPr>
+          <w:rFonts w:ascii="Times New Roman" w:hAnsi="Times New Roman" w:cs="Times New Roman"/>
+          <w:sz w:val="28"/>
+          <w:szCs w:val="28"/>
+        </w:rPr>
+        <w:t xml:space="preserve"> ……</w:t>
+      </w:r>
+      <w:r>
+        <w:rPr>
+          <w:rFonts w:ascii="Times New Roman" w:hAnsi="Times New Roman" w:cs="Times New Roman"/>
+          <w:sz w:val="28"/>
+          <w:szCs w:val="28"/>
+        </w:rPr>
+        <w:t>……</w:t>
       </w:r>
     </w:p>
     <w:p>
@@ -1068,31 +1047,21 @@
           <w:szCs w:val="28"/>
         </w:rPr>
       </w:pPr>
-      <w:proofErr w:type="spellStart"/>
-      <w:r>
-        <w:rPr>
-          <w:rFonts w:ascii="Times New Roman" w:hAnsi="Times New Roman" w:cs="Times New Roman"/>
-          <w:sz w:val="28"/>
-          <w:szCs w:val="28"/>
-        </w:rPr>
-        <w:t>i</w:t>
-      </w:r>
-      <w:proofErr w:type="spellEnd"/>
-      <w:r>
-        <w:rPr>
-          <w:rFonts w:ascii="Times New Roman" w:hAnsi="Times New Roman" w:cs="Times New Roman"/>
-          <w:sz w:val="28"/>
-          <w:szCs w:val="28"/>
-        </w:rPr>
-        <w:t xml:space="preserve">) </w:t>
-      </w:r>
-      <w:r>
-        <w:rPr>
-          <w:rFonts w:ascii="Times New Roman" w:hAnsi="Times New Roman" w:cs="Times New Roman"/>
-          <w:sz w:val="28"/>
-          <w:szCs w:val="28"/>
-        </w:rPr>
-        <w:t>ENIAC</w:t>
+      <w:r>
+        <w:rPr>
+          <w:rFonts w:ascii="Times New Roman" w:hAnsi="Times New Roman" w:cs="Times New Roman"/>
+          <w:sz w:val="28"/>
+          <w:szCs w:val="28"/>
+        </w:rPr>
+        <w:t xml:space="preserve">i) </w:t>
+      </w:r>
+      <w:r>
+        <w:rPr>
+          <w:rFonts w:ascii="Times New Roman" w:hAnsi="Times New Roman" w:cs="Times New Roman"/>
+          <w:sz w:val="28"/>
+          <w:szCs w:val="28"/>
+        </w:rPr>
+        <w:t>Hard disk</w:t>
       </w:r>
     </w:p>
     <w:p>
@@ -1119,7 +1088,7 @@
           <w:sz w:val="28"/>
           <w:szCs w:val="28"/>
         </w:rPr>
-        <w:t>VLSI</w:t>
+        <w:t>Light pen</w:t>
       </w:r>
     </w:p>
     <w:p>
@@ -1146,7 +1115,7 @@
           <w:sz w:val="28"/>
           <w:szCs w:val="28"/>
         </w:rPr>
-        <w:t>LSI</w:t>
+        <w:t>Mother board</w:t>
       </w:r>
     </w:p>
     <w:p>
@@ -1173,7 +1142,7 @@
           <w:sz w:val="28"/>
           <w:szCs w:val="28"/>
         </w:rPr>
-        <w:t>IBM 1620</w:t>
+        <w:t>All of the above</w:t>
       </w:r>
     </w:p>
     <w:p>
@@ -1194,7 +1163,15 @@
           <w:sz w:val="28"/>
           <w:szCs w:val="28"/>
         </w:rPr>
-        <w:t>​c) __________________ is also called softcopy output device</w:t>
+        <w:t>​c)</w:t>
+      </w:r>
+      <w:r>
+        <w:rPr>
+          <w:rFonts w:ascii="Times New Roman" w:hAnsi="Times New Roman" w:cs="Times New Roman"/>
+          <w:sz w:val="28"/>
+          <w:szCs w:val="28"/>
+        </w:rPr>
+        <w:t xml:space="preserve"> The full form of PC is …………</w:t>
       </w:r>
       <w:r>
         <w:rPr>
@@ -1221,25 +1198,15 @@
           <w:sz w:val="28"/>
           <w:szCs w:val="28"/>
         </w:rPr>
-        <w:t xml:space="preserve"> </w:t>
-      </w:r>
-      <w:proofErr w:type="spellStart"/>
-      <w:r>
-        <w:rPr>
-          <w:rFonts w:ascii="Times New Roman" w:hAnsi="Times New Roman" w:cs="Times New Roman"/>
-          <w:sz w:val="28"/>
-          <w:szCs w:val="28"/>
-        </w:rPr>
-        <w:t>i</w:t>
-      </w:r>
-      <w:proofErr w:type="spellEnd"/>
-      <w:r>
-        <w:rPr>
-          <w:rFonts w:ascii="Times New Roman" w:hAnsi="Times New Roman" w:cs="Times New Roman"/>
-          <w:sz w:val="28"/>
-          <w:szCs w:val="28"/>
-        </w:rPr>
-        <w:t>) Printer</w:t>
+        <w:t xml:space="preserve"> i) </w:t>
+      </w:r>
+      <w:r>
+        <w:rPr>
+          <w:rFonts w:ascii="Times New Roman" w:hAnsi="Times New Roman" w:cs="Times New Roman"/>
+          <w:sz w:val="28"/>
+          <w:szCs w:val="28"/>
+        </w:rPr>
+        <w:t>Pendrive Computer</w:t>
       </w:r>
     </w:p>
     <w:p>
@@ -1258,7 +1225,15 @@
           <w:sz w:val="28"/>
           <w:szCs w:val="28"/>
         </w:rPr>
-        <w:t xml:space="preserve"> ii) Speaker </w:t>
+        <w:t xml:space="preserve"> ii) </w:t>
+      </w:r>
+      <w:r>
+        <w:rPr>
+          <w:rFonts w:ascii="Times New Roman" w:hAnsi="Times New Roman" w:cs="Times New Roman"/>
+          <w:sz w:val="28"/>
+          <w:szCs w:val="28"/>
+        </w:rPr>
+        <w:t>Personal Computer</w:t>
       </w:r>
     </w:p>
     <w:p>
@@ -1277,7 +1252,15 @@
           <w:sz w:val="28"/>
           <w:szCs w:val="28"/>
         </w:rPr>
-        <w:t xml:space="preserve">iii) Monitor </w:t>
+        <w:t xml:space="preserve">iii) </w:t>
+      </w:r>
+      <w:r>
+        <w:rPr>
+          <w:rFonts w:ascii="Times New Roman" w:hAnsi="Times New Roman" w:cs="Times New Roman"/>
+          <w:sz w:val="28"/>
+          <w:szCs w:val="28"/>
+        </w:rPr>
+        <w:t>Program Counter</w:t>
       </w:r>
     </w:p>
     <w:p>
@@ -1296,15 +1279,15 @@
           <w:sz w:val="28"/>
           <w:szCs w:val="28"/>
         </w:rPr>
-        <w:t>iv) Mous</w:t>
-      </w:r>
-      <w:r>
-        <w:rPr>
-          <w:rFonts w:ascii="Times New Roman" w:hAnsi="Times New Roman" w:cs="Times New Roman"/>
-          <w:sz w:val="28"/>
-          <w:szCs w:val="28"/>
-        </w:rPr>
-        <w:t>e</w:t>
+        <w:t xml:space="preserve">iv) </w:t>
+      </w:r>
+      <w:r>
+        <w:rPr>
+          <w:rFonts w:ascii="Times New Roman" w:hAnsi="Times New Roman" w:cs="Times New Roman"/>
+          <w:sz w:val="28"/>
+          <w:szCs w:val="28"/>
+        </w:rPr>
+        <w:t>All of the above</w:t>
       </w:r>
     </w:p>
     <w:p>
@@ -1497,7 +1480,7 @@
           <w:sz w:val="28"/>
           <w:szCs w:val="28"/>
         </w:rPr>
-        <w:t>Icon</w:t>
+        <w:t>Pen drive</w:t>
       </w:r>
       <w:r>
         <w:rPr>
@@ -1522,6 +1505,7 @@
           <w:szCs w:val="28"/>
         </w:rPr>
         <w:tab/>
+        <w:t xml:space="preserve"> </w:t>
       </w:r>
       <w:r>
         <w:rPr>
@@ -1529,7 +1513,154 @@
           <w:sz w:val="28"/>
           <w:szCs w:val="28"/>
         </w:rPr>
-        <w:tab/>
+        <w:t xml:space="preserve">   </w:t>
+      </w:r>
+      <w:r>
+        <w:rPr>
+          <w:rFonts w:ascii="Times New Roman" w:eastAsiaTheme="minorEastAsia" w:hAnsi="Times New Roman" w:cs="Times New Roman"/>
+          <w:sz w:val="28"/>
+          <w:szCs w:val="28"/>
+        </w:rPr>
+        <w:tab/>
+      </w:r>
+      <w:r>
+        <w:rPr>
+          <w:rFonts w:ascii="Times New Roman" w:eastAsiaTheme="minorEastAsia" w:hAnsi="Times New Roman" w:cs="Times New Roman"/>
+          <w:sz w:val="28"/>
+          <w:szCs w:val="28"/>
+        </w:rPr>
+        <w:t>Ready-made</w:t>
+      </w:r>
+      <w:r>
+        <w:rPr>
+          <w:rFonts w:ascii="Times New Roman" w:eastAsiaTheme="minorEastAsia" w:hAnsi="Times New Roman" w:cs="Times New Roman"/>
+          <w:sz w:val="28"/>
+          <w:szCs w:val="28"/>
+        </w:rPr>
+        <w:t xml:space="preserve"> pictures</w:t>
+      </w:r>
+    </w:p>
+    <w:p>
+      <w:pPr>
+        <w:spacing w:after="0" w:line="360" w:lineRule="auto"/>
+        <w:rPr>
+          <w:rFonts w:ascii="Times New Roman" w:eastAsiaTheme="minorEastAsia" w:hAnsi="Times New Roman" w:cs="Times New Roman"/>
+          <w:sz w:val="28"/>
+          <w:szCs w:val="28"/>
+        </w:rPr>
+      </w:pPr>
+      <w:r>
+        <w:rPr>
+          <w:rFonts w:ascii="Times New Roman" w:eastAsiaTheme="minorEastAsia" w:hAnsi="Times New Roman" w:cs="Times New Roman"/>
+          <w:sz w:val="28"/>
+          <w:szCs w:val="28"/>
+        </w:rPr>
+        <w:t xml:space="preserve">CLS                </w:t>
+      </w:r>
+      <w:r>
+        <w:rPr>
+          <w:rFonts w:ascii="Times New Roman" w:eastAsiaTheme="minorEastAsia" w:hAnsi="Times New Roman" w:cs="Times New Roman"/>
+          <w:sz w:val="28"/>
+          <w:szCs w:val="28"/>
+        </w:rPr>
+        <w:t xml:space="preserve">      </w:t>
+      </w:r>
+      <w:r>
+        <w:rPr>
+          <w:rFonts w:ascii="Times New Roman" w:eastAsiaTheme="minorEastAsia" w:hAnsi="Times New Roman" w:cs="Times New Roman"/>
+          <w:sz w:val="28"/>
+          <w:szCs w:val="28"/>
+        </w:rPr>
+        <w:tab/>
+      </w:r>
+      <w:r>
+        <w:rPr>
+          <w:rFonts w:ascii="Times New Roman" w:eastAsiaTheme="minorEastAsia" w:hAnsi="Times New Roman" w:cs="Times New Roman"/>
+          <w:sz w:val="28"/>
+          <w:szCs w:val="28"/>
+        </w:rPr>
+        <w:tab/>
+      </w:r>
+      <w:r>
+        <w:rPr>
+          <w:rFonts w:ascii="Times New Roman" w:eastAsiaTheme="minorEastAsia" w:hAnsi="Times New Roman" w:cs="Times New Roman"/>
+          <w:sz w:val="28"/>
+          <w:szCs w:val="28"/>
+        </w:rPr>
+        <w:tab/>
+      </w:r>
+      <w:r>
+        <w:rPr>
+          <w:rFonts w:ascii="Times New Roman" w:eastAsiaTheme="minorEastAsia" w:hAnsi="Times New Roman" w:cs="Times New Roman"/>
+          <w:sz w:val="28"/>
+          <w:szCs w:val="28"/>
+        </w:rPr>
+        <w:t xml:space="preserve">A </w:t>
+      </w:r>
+      <w:r>
+        <w:rPr>
+          <w:rFonts w:ascii="Times New Roman" w:eastAsiaTheme="minorEastAsia" w:hAnsi="Times New Roman" w:cs="Times New Roman"/>
+          <w:sz w:val="28"/>
+          <w:szCs w:val="28"/>
+        </w:rPr>
+        <w:t>small, lightweight, removal</w:t>
+      </w:r>
+      <w:r>
+        <w:rPr>
+          <w:rFonts w:ascii="Times New Roman" w:eastAsiaTheme="minorEastAsia" w:hAnsi="Times New Roman" w:cs="Times New Roman"/>
+          <w:sz w:val="28"/>
+          <w:szCs w:val="28"/>
+        </w:rPr>
+        <w:t xml:space="preserve"> disk</w:t>
+      </w:r>
+    </w:p>
+    <w:p>
+      <w:pPr>
+        <w:spacing w:after="0" w:line="360" w:lineRule="auto"/>
+        <w:rPr>
+          <w:rFonts w:ascii="Times New Roman" w:eastAsiaTheme="minorEastAsia" w:hAnsi="Times New Roman" w:cs="Times New Roman"/>
+          <w:sz w:val="28"/>
+          <w:szCs w:val="28"/>
+        </w:rPr>
+      </w:pPr>
+      <w:r>
+        <w:rPr>
+          <w:rFonts w:ascii="Times New Roman" w:eastAsiaTheme="minorEastAsia" w:hAnsi="Times New Roman" w:cs="Times New Roman"/>
+          <w:sz w:val="28"/>
+          <w:szCs w:val="28"/>
+        </w:rPr>
+        <w:t>Clip Art</w:t>
+      </w:r>
+      <w:r>
+        <w:rPr>
+          <w:rFonts w:ascii="Times New Roman" w:eastAsiaTheme="minorEastAsia" w:hAnsi="Times New Roman" w:cs="Times New Roman"/>
+          <w:sz w:val="28"/>
+          <w:szCs w:val="28"/>
+        </w:rPr>
+        <w:tab/>
+      </w:r>
+      <w:r>
+        <w:rPr>
+          <w:rFonts w:ascii="Times New Roman" w:eastAsiaTheme="minorEastAsia" w:hAnsi="Times New Roman" w:cs="Times New Roman"/>
+          <w:sz w:val="28"/>
+          <w:szCs w:val="28"/>
+        </w:rPr>
+        <w:tab/>
+      </w:r>
+      <w:r>
+        <w:rPr>
+          <w:rFonts w:ascii="Times New Roman" w:eastAsiaTheme="minorEastAsia" w:hAnsi="Times New Roman" w:cs="Times New Roman"/>
+          <w:sz w:val="28"/>
+          <w:szCs w:val="28"/>
+        </w:rPr>
+        <w:t xml:space="preserve">        </w:t>
+      </w:r>
+      <w:r>
+        <w:rPr>
+          <w:rFonts w:ascii="Times New Roman" w:eastAsiaTheme="minorEastAsia" w:hAnsi="Times New Roman" w:cs="Times New Roman"/>
+          <w:sz w:val="28"/>
+          <w:szCs w:val="28"/>
+        </w:rPr>
         <w:t xml:space="preserve"> </w:t>
       </w:r>
       <w:r>
@@ -1538,7 +1669,7 @@
           <w:sz w:val="28"/>
           <w:szCs w:val="28"/>
         </w:rPr>
-        <w:t xml:space="preserve">   </w:t>
+        <w:tab/>
       </w:r>
       <w:r>
         <w:rPr>
@@ -1561,112 +1692,214 @@
       <w:pPr>
         <w:spacing w:after="0" w:line="360" w:lineRule="auto"/>
         <w:rPr>
-          <w:rFonts w:ascii="Times New Roman" w:eastAsiaTheme="minorEastAsia" w:hAnsi="Times New Roman" w:cs="Times New Roman"/>
-          <w:sz w:val="28"/>
-          <w:szCs w:val="28"/>
-        </w:rPr>
-      </w:pPr>
-      <w:r>
-        <w:rPr>
-          <w:rFonts w:ascii="Times New Roman" w:eastAsiaTheme="minorEastAsia" w:hAnsi="Times New Roman" w:cs="Times New Roman"/>
-          <w:sz w:val="28"/>
-          <w:szCs w:val="28"/>
-        </w:rPr>
-        <w:t xml:space="preserve">CLS                </w:t>
-      </w:r>
-      <w:r>
-        <w:rPr>
-          <w:rFonts w:ascii="Times New Roman" w:eastAsiaTheme="minorEastAsia" w:hAnsi="Times New Roman" w:cs="Times New Roman"/>
-          <w:sz w:val="28"/>
-          <w:szCs w:val="28"/>
-        </w:rPr>
-        <w:t xml:space="preserve">      </w:t>
-      </w:r>
-      <w:r>
-        <w:rPr>
-          <w:rFonts w:ascii="Times New Roman" w:eastAsiaTheme="minorEastAsia" w:hAnsi="Times New Roman" w:cs="Times New Roman"/>
-          <w:sz w:val="28"/>
-          <w:szCs w:val="28"/>
-        </w:rPr>
-        <w:tab/>
-      </w:r>
-      <w:r>
-        <w:rPr>
-          <w:rFonts w:ascii="Times New Roman" w:eastAsiaTheme="minorEastAsia" w:hAnsi="Times New Roman" w:cs="Times New Roman"/>
-          <w:sz w:val="28"/>
-          <w:szCs w:val="28"/>
-        </w:rPr>
-        <w:tab/>
-      </w:r>
-      <w:r>
-        <w:rPr>
-          <w:rFonts w:ascii="Times New Roman" w:eastAsiaTheme="minorEastAsia" w:hAnsi="Times New Roman" w:cs="Times New Roman"/>
-          <w:sz w:val="28"/>
-          <w:szCs w:val="28"/>
-        </w:rPr>
-        <w:tab/>
-      </w:r>
-      <w:r>
-        <w:rPr>
-          <w:rFonts w:ascii="Times New Roman" w:eastAsiaTheme="minorEastAsia" w:hAnsi="Times New Roman" w:cs="Times New Roman"/>
-          <w:sz w:val="28"/>
-          <w:szCs w:val="28"/>
-        </w:rPr>
-        <w:t>Displays the different tabs</w:t>
-      </w:r>
-      <w:r>
-        <w:rPr>
-          <w:rFonts w:ascii="Times New Roman" w:eastAsiaTheme="minorEastAsia" w:hAnsi="Times New Roman" w:cs="Times New Roman"/>
-          <w:sz w:val="28"/>
-          <w:szCs w:val="28"/>
-        </w:rPr>
-        <w:t xml:space="preserve"> of related commands</w:t>
+          <w:rFonts w:ascii="Times New Roman" w:hAnsi="Times New Roman" w:cs="Times New Roman"/>
+          <w:b/>
+          <w:bCs/>
+          <w:sz w:val="28"/>
+          <w:szCs w:val="28"/>
+        </w:rPr>
+      </w:pPr>
+      <w:r>
+        <w:rPr>
+          <w:rFonts w:ascii="Times New Roman" w:hAnsi="Times New Roman" w:cs="Times New Roman"/>
+          <w:b/>
+          <w:bCs/>
+          <w:sz w:val="28"/>
+          <w:szCs w:val="28"/>
+        </w:rPr>
+        <w:t>3. Write True or False</w:t>
+      </w:r>
+      <w:r>
+        <w:rPr>
+          <w:rFonts w:ascii="Times New Roman" w:hAnsi="Times New Roman" w:cs="Times New Roman"/>
+          <w:b/>
+          <w:bCs/>
+          <w:sz w:val="28"/>
+          <w:szCs w:val="28"/>
+        </w:rPr>
+        <w:t>.</w:t>
+      </w:r>
+      <w:r>
+        <w:rPr>
+          <w:rFonts w:ascii="Times New Roman" w:hAnsi="Times New Roman" w:cs="Times New Roman"/>
+          <w:b/>
+          <w:bCs/>
+          <w:sz w:val="28"/>
+          <w:szCs w:val="28"/>
+        </w:rPr>
+        <w:tab/>
+      </w:r>
+      <w:r>
+        <w:rPr>
+          <w:rFonts w:ascii="Times New Roman" w:hAnsi="Times New Roman" w:cs="Times New Roman"/>
+          <w:b/>
+          <w:bCs/>
+          <w:sz w:val="28"/>
+          <w:szCs w:val="28"/>
+        </w:rPr>
+        <w:tab/>
+      </w:r>
+      <w:r>
+        <w:rPr>
+          <w:rFonts w:ascii="Times New Roman" w:hAnsi="Times New Roman" w:cs="Times New Roman"/>
+          <w:b/>
+          <w:bCs/>
+          <w:sz w:val="28"/>
+          <w:szCs w:val="28"/>
+        </w:rPr>
+        <w:tab/>
+      </w:r>
+      <w:r>
+        <w:rPr>
+          <w:rFonts w:ascii="Times New Roman" w:hAnsi="Times New Roman" w:cs="Times New Roman"/>
+          <w:b/>
+          <w:bCs/>
+          <w:sz w:val="28"/>
+          <w:szCs w:val="28"/>
+        </w:rPr>
+        <w:tab/>
+      </w:r>
+      <w:r>
+        <w:rPr>
+          <w:rFonts w:ascii="Times New Roman" w:hAnsi="Times New Roman" w:cs="Times New Roman"/>
+          <w:b/>
+          <w:bCs/>
+          <w:sz w:val="28"/>
+          <w:szCs w:val="28"/>
+        </w:rPr>
+        <w:tab/>
+      </w:r>
+      <w:r>
+        <w:rPr>
+          <w:rFonts w:ascii="Times New Roman" w:hAnsi="Times New Roman" w:cs="Times New Roman"/>
+          <w:b/>
+          <w:bCs/>
+          <w:sz w:val="28"/>
+          <w:szCs w:val="28"/>
+        </w:rPr>
+        <w:tab/>
+      </w:r>
+      <w:r>
+        <w:rPr>
+          <w:rFonts w:ascii="Times New Roman" w:hAnsi="Times New Roman" w:cs="Times New Roman"/>
+          <w:b/>
+          <w:bCs/>
+          <w:sz w:val="28"/>
+          <w:szCs w:val="28"/>
+        </w:rPr>
+        <w:tab/>
+      </w:r>
+      <w:r>
+        <w:rPr>
+          <w:rFonts w:ascii="Times New Roman" w:hAnsi="Times New Roman" w:cs="Times New Roman"/>
+          <w:b/>
+          <w:bCs/>
+          <w:sz w:val="28"/>
+          <w:szCs w:val="28"/>
+        </w:rPr>
+        <w:tab/>
+      </w:r>
+      <w:r>
+        <w:rPr>
+          <w:rFonts w:ascii="Times New Roman" w:hAnsi="Times New Roman" w:cs="Times New Roman"/>
+          <w:b/>
+          <w:bCs/>
+          <w:sz w:val="28"/>
+          <w:szCs w:val="28"/>
+        </w:rPr>
+        <w:tab/>
+      </w:r>
+      <w:r>
+        <w:rPr>
+          <w:rFonts w:ascii="Times New Roman" w:hAnsi="Times New Roman" w:cs="Times New Roman"/>
+          <w:b/>
+          <w:bCs/>
+          <w:sz w:val="28"/>
+          <w:szCs w:val="28"/>
+        </w:rPr>
+        <w:tab/>
+      </w:r>
+      <w:r>
+        <w:rPr>
+          <w:rFonts w:ascii="Times New Roman" w:hAnsi="Times New Roman" w:cs="Times New Roman"/>
+          <w:b/>
+          <w:bCs/>
+          <w:sz w:val="28"/>
+          <w:szCs w:val="28"/>
+        </w:rPr>
+        <w:t>(3</w:t>
+      </w:r>
+      <w:r>
+        <w:rPr>
+          <w:rFonts w:ascii="Times New Roman" w:hAnsi="Times New Roman" w:cs="Times New Roman"/>
+          <w:b/>
+          <w:bCs/>
+          <w:sz w:val="28"/>
+          <w:szCs w:val="28"/>
+        </w:rPr>
+        <w:t>×</w:t>
+      </w:r>
+      <w:r>
+        <w:rPr>
+          <w:rFonts w:ascii="Times New Roman" w:hAnsi="Times New Roman" w:cs="Times New Roman"/>
+          <w:b/>
+          <w:bCs/>
+          <w:sz w:val="28"/>
+          <w:szCs w:val="28"/>
+        </w:rPr>
+        <w:t>1</w:t>
+      </w:r>
+      <w:r>
+        <w:rPr>
+          <w:rFonts w:ascii="Times New Roman" w:hAnsi="Times New Roman" w:cs="Times New Roman"/>
+          <w:b/>
+          <w:bCs/>
+          <w:sz w:val="28"/>
+          <w:szCs w:val="28"/>
+        </w:rPr>
+        <w:t>=</w:t>
+      </w:r>
+      <w:r>
+        <w:rPr>
+          <w:rFonts w:ascii="Times New Roman" w:hAnsi="Times New Roman" w:cs="Times New Roman"/>
+          <w:b/>
+          <w:bCs/>
+          <w:sz w:val="28"/>
+          <w:szCs w:val="28"/>
+        </w:rPr>
+        <w:t>3</w:t>
+      </w:r>
+      <w:r>
+        <w:rPr>
+          <w:rFonts w:ascii="Times New Roman" w:hAnsi="Times New Roman" w:cs="Times New Roman"/>
+          <w:b/>
+          <w:bCs/>
+          <w:sz w:val="28"/>
+          <w:szCs w:val="28"/>
+        </w:rPr>
+        <w:t>)</w:t>
       </w:r>
     </w:p>
     <w:p>
       <w:pPr>
         <w:spacing w:after="0" w:line="360" w:lineRule="auto"/>
         <w:rPr>
-          <w:rFonts w:ascii="Times New Roman" w:eastAsiaTheme="minorEastAsia" w:hAnsi="Times New Roman" w:cs="Times New Roman"/>
-          <w:sz w:val="28"/>
-          <w:szCs w:val="28"/>
-        </w:rPr>
-      </w:pPr>
-      <w:r>
-        <w:rPr>
-          <w:rFonts w:ascii="Times New Roman" w:eastAsiaTheme="minorEastAsia" w:hAnsi="Times New Roman" w:cs="Times New Roman"/>
-          <w:sz w:val="28"/>
-          <w:szCs w:val="28"/>
-        </w:rPr>
-        <w:t xml:space="preserve">Ribbon </w:t>
-      </w:r>
-      <w:r>
-        <w:rPr>
-          <w:rFonts w:ascii="Times New Roman" w:eastAsiaTheme="minorEastAsia" w:hAnsi="Times New Roman" w:cs="Times New Roman"/>
-          <w:sz w:val="28"/>
-          <w:szCs w:val="28"/>
-        </w:rPr>
-        <w:tab/>
-      </w:r>
-      <w:r>
-        <w:rPr>
-          <w:rFonts w:ascii="Times New Roman" w:eastAsiaTheme="minorEastAsia" w:hAnsi="Times New Roman" w:cs="Times New Roman"/>
-          <w:sz w:val="28"/>
-          <w:szCs w:val="28"/>
-        </w:rPr>
-        <w:tab/>
-      </w:r>
-      <w:r>
-        <w:rPr>
-          <w:rFonts w:ascii="Times New Roman" w:eastAsiaTheme="minorEastAsia" w:hAnsi="Times New Roman" w:cs="Times New Roman"/>
-          <w:sz w:val="28"/>
-          <w:szCs w:val="28"/>
-        </w:rPr>
-        <w:t xml:space="preserve">        </w:t>
-      </w:r>
-      <w:r>
-        <w:rPr>
-          <w:rFonts w:ascii="Times New Roman" w:eastAsiaTheme="minorEastAsia" w:hAnsi="Times New Roman" w:cs="Times New Roman"/>
+          <w:rFonts w:ascii="Times New Roman" w:hAnsi="Times New Roman" w:cs="Times New Roman"/>
+          <w:sz w:val="28"/>
+          <w:szCs w:val="28"/>
+        </w:rPr>
+      </w:pPr>
+      <w:r>
+        <w:rPr>
+          <w:rFonts w:ascii="Times New Roman" w:hAnsi="Times New Roman" w:cs="Times New Roman"/>
+          <w:sz w:val="28"/>
+          <w:szCs w:val="28"/>
+        </w:rPr>
+        <w:t>​a.</w:t>
+      </w:r>
+      <w:r>
+        <w:rPr>
+          <w:rFonts w:ascii="Times New Roman" w:hAnsi="Times New Roman" w:cs="Times New Roman"/>
           <w:sz w:val="28"/>
           <w:szCs w:val="28"/>
         </w:rPr>
@@ -1674,27 +1907,27 @@
       </w:r>
       <w:r>
         <w:rPr>
-          <w:rFonts w:ascii="Times New Roman" w:eastAsiaTheme="minorEastAsia" w:hAnsi="Times New Roman" w:cs="Times New Roman"/>
-          <w:sz w:val="28"/>
-          <w:szCs w:val="28"/>
-        </w:rPr>
-        <w:tab/>
-      </w:r>
-      <w:r>
-        <w:rPr>
-          <w:rFonts w:ascii="Times New Roman" w:eastAsiaTheme="minorEastAsia" w:hAnsi="Times New Roman" w:cs="Times New Roman"/>
-          <w:sz w:val="28"/>
-          <w:szCs w:val="28"/>
-        </w:rPr>
-        <w:tab/>
-      </w:r>
-      <w:r>
-        <w:rPr>
-          <w:rFonts w:ascii="Times New Roman" w:eastAsiaTheme="minorEastAsia" w:hAnsi="Times New Roman" w:cs="Times New Roman"/>
-          <w:sz w:val="28"/>
-          <w:szCs w:val="28"/>
-        </w:rPr>
-        <w:t>Small pictures that display program</w:t>
+          <w:rFonts w:ascii="Times New Roman" w:hAnsi="Times New Roman" w:cs="Times New Roman"/>
+          <w:sz w:val="28"/>
+          <w:szCs w:val="28"/>
+        </w:rPr>
+        <w:t>An</w:t>
+      </w:r>
+      <w:r>
+        <w:rPr>
+          <w:rFonts w:ascii="Times New Roman" w:hAnsi="Times New Roman" w:cs="Times New Roman"/>
+          <w:sz w:val="28"/>
+          <w:szCs w:val="28"/>
+        </w:rPr>
+        <w:t xml:space="preserve"> audio input device is any device that sends video</w:t>
+      </w:r>
+      <w:r>
+        <w:rPr>
+          <w:rFonts w:ascii="Times New Roman" w:hAnsi="Times New Roman" w:cs="Times New Roman"/>
+          <w:sz w:val="28"/>
+          <w:szCs w:val="28"/>
+        </w:rPr>
+        <w:t xml:space="preserve">. [____] </w:t>
       </w:r>
     </w:p>
     <w:p>
@@ -1702,383 +1935,99 @@
         <w:spacing w:after="0" w:line="360" w:lineRule="auto"/>
         <w:rPr>
           <w:rFonts w:ascii="Times New Roman" w:hAnsi="Times New Roman" w:cs="Times New Roman"/>
-          <w:b/>
-          <w:bCs/>
-          <w:sz w:val="28"/>
-          <w:szCs w:val="28"/>
-        </w:rPr>
-      </w:pPr>
-      <w:r>
-        <w:rPr>
-          <w:rFonts w:ascii="Times New Roman" w:hAnsi="Times New Roman" w:cs="Times New Roman"/>
-          <w:b/>
-          <w:bCs/>
-          <w:sz w:val="28"/>
-          <w:szCs w:val="28"/>
-        </w:rPr>
-        <w:t>3. Write True or False</w:t>
-      </w:r>
-      <w:r>
-        <w:rPr>
-          <w:rFonts w:ascii="Times New Roman" w:hAnsi="Times New Roman" w:cs="Times New Roman"/>
-          <w:b/>
-          <w:bCs/>
+          <w:sz w:val="28"/>
+          <w:szCs w:val="28"/>
+        </w:rPr>
+      </w:pPr>
+      <w:r>
+        <w:rPr>
+          <w:rFonts w:ascii="Times New Roman" w:hAnsi="Times New Roman" w:cs="Times New Roman"/>
+          <w:sz w:val="28"/>
+          <w:szCs w:val="28"/>
+        </w:rPr>
+        <w:t>b.</w:t>
+      </w:r>
+      <w:r>
+        <w:rPr>
+          <w:rFonts w:ascii="Times New Roman" w:hAnsi="Times New Roman" w:cs="Times New Roman"/>
+          <w:sz w:val="28"/>
+          <w:szCs w:val="28"/>
+        </w:rPr>
+        <w:t xml:space="preserve"> The Zoom in and </w:t>
+      </w:r>
+      <w:r>
+        <w:rPr>
+          <w:rFonts w:ascii="Times New Roman" w:hAnsi="Times New Roman" w:cs="Times New Roman"/>
+          <w:sz w:val="28"/>
+          <w:szCs w:val="28"/>
+        </w:rPr>
+        <w:t>zoom</w:t>
+      </w:r>
+      <w:r>
+        <w:rPr>
+          <w:rFonts w:ascii="Times New Roman" w:hAnsi="Times New Roman" w:cs="Times New Roman"/>
+          <w:sz w:val="28"/>
+          <w:szCs w:val="28"/>
+        </w:rPr>
+        <w:t xml:space="preserve"> out is used to see larger or smaller view </w:t>
+      </w:r>
+      <w:r>
+        <w:rPr>
+          <w:rFonts w:ascii="Times New Roman" w:hAnsi="Times New Roman" w:cs="Times New Roman"/>
+          <w:sz w:val="28"/>
+          <w:szCs w:val="28"/>
+        </w:rPr>
+        <w:t>of your image</w:t>
+      </w:r>
+      <w:r>
+        <w:rPr>
+          <w:rFonts w:ascii="Times New Roman" w:hAnsi="Times New Roman" w:cs="Times New Roman"/>
+          <w:sz w:val="28"/>
+          <w:szCs w:val="28"/>
+        </w:rPr>
+        <w:t xml:space="preserve">. [____] </w:t>
+      </w:r>
+    </w:p>
+    <w:p>
+      <w:pPr>
+        <w:spacing w:after="0" w:line="360" w:lineRule="auto"/>
+        <w:rPr>
+          <w:rFonts w:ascii="Times New Roman" w:hAnsi="Times New Roman" w:cs="Times New Roman"/>
+          <w:sz w:val="28"/>
+          <w:szCs w:val="28"/>
+        </w:rPr>
+      </w:pPr>
+      <w:r>
+        <w:rPr>
+          <w:rFonts w:ascii="Times New Roman" w:hAnsi="Times New Roman" w:cs="Times New Roman"/>
+          <w:sz w:val="28"/>
+          <w:szCs w:val="28"/>
+        </w:rPr>
+        <w:t>c.</w:t>
+      </w:r>
+      <w:r>
+        <w:rPr>
+          <w:rFonts w:ascii="Times New Roman" w:hAnsi="Times New Roman" w:cs="Times New Roman"/>
+          <w:sz w:val="28"/>
+          <w:szCs w:val="28"/>
+        </w:rPr>
+        <w:t xml:space="preserve"> </w:t>
+      </w:r>
+      <w:r>
+        <w:rPr>
+          <w:rFonts w:ascii="Times New Roman" w:hAnsi="Times New Roman" w:cs="Times New Roman"/>
+          <w:sz w:val="28"/>
+          <w:szCs w:val="28"/>
+        </w:rPr>
+        <w:t>Operator is a symbol representing the operations they perform on operands in a program</w:t>
+      </w:r>
+      <w:r>
+        <w:rPr>
+          <w:rFonts w:ascii="Times New Roman" w:hAnsi="Times New Roman" w:cs="Times New Roman"/>
           <w:sz w:val="28"/>
           <w:szCs w:val="28"/>
         </w:rPr>
         <w:t>.</w:t>
-      </w:r>
-      <w:r>
-        <w:rPr>
-          <w:rFonts w:ascii="Times New Roman" w:hAnsi="Times New Roman" w:cs="Times New Roman"/>
-          <w:b/>
-          <w:bCs/>
-          <w:sz w:val="28"/>
-          <w:szCs w:val="28"/>
-        </w:rPr>
-        <w:tab/>
-      </w:r>
-      <w:r>
-        <w:rPr>
-          <w:rFonts w:ascii="Times New Roman" w:hAnsi="Times New Roman" w:cs="Times New Roman"/>
-          <w:b/>
-          <w:bCs/>
-          <w:sz w:val="28"/>
-          <w:szCs w:val="28"/>
-        </w:rPr>
-        <w:tab/>
-      </w:r>
-      <w:r>
-        <w:rPr>
-          <w:rFonts w:ascii="Times New Roman" w:hAnsi="Times New Roman" w:cs="Times New Roman"/>
-          <w:b/>
-          <w:bCs/>
-          <w:sz w:val="28"/>
-          <w:szCs w:val="28"/>
-        </w:rPr>
-        <w:tab/>
-      </w:r>
-      <w:r>
-        <w:rPr>
-          <w:rFonts w:ascii="Times New Roman" w:hAnsi="Times New Roman" w:cs="Times New Roman"/>
-          <w:b/>
-          <w:bCs/>
-          <w:sz w:val="28"/>
-          <w:szCs w:val="28"/>
-        </w:rPr>
-        <w:tab/>
-      </w:r>
-      <w:r>
-        <w:rPr>
-          <w:rFonts w:ascii="Times New Roman" w:hAnsi="Times New Roman" w:cs="Times New Roman"/>
-          <w:b/>
-          <w:bCs/>
-          <w:sz w:val="28"/>
-          <w:szCs w:val="28"/>
-        </w:rPr>
-        <w:tab/>
-      </w:r>
-      <w:r>
-        <w:rPr>
-          <w:rFonts w:ascii="Times New Roman" w:hAnsi="Times New Roman" w:cs="Times New Roman"/>
-          <w:b/>
-          <w:bCs/>
-          <w:sz w:val="28"/>
-          <w:szCs w:val="28"/>
-        </w:rPr>
-        <w:tab/>
-      </w:r>
-      <w:r>
-        <w:rPr>
-          <w:rFonts w:ascii="Times New Roman" w:hAnsi="Times New Roman" w:cs="Times New Roman"/>
-          <w:b/>
-          <w:bCs/>
-          <w:sz w:val="28"/>
-          <w:szCs w:val="28"/>
-        </w:rPr>
-        <w:tab/>
-      </w:r>
-      <w:r>
-        <w:rPr>
-          <w:rFonts w:ascii="Times New Roman" w:hAnsi="Times New Roman" w:cs="Times New Roman"/>
-          <w:b/>
-          <w:bCs/>
-          <w:sz w:val="28"/>
-          <w:szCs w:val="28"/>
-        </w:rPr>
-        <w:tab/>
-      </w:r>
-      <w:r>
-        <w:rPr>
-          <w:rFonts w:ascii="Times New Roman" w:hAnsi="Times New Roman" w:cs="Times New Roman"/>
-          <w:b/>
-          <w:bCs/>
-          <w:sz w:val="28"/>
-          <w:szCs w:val="28"/>
-        </w:rPr>
-        <w:tab/>
-      </w:r>
-      <w:r>
-        <w:rPr>
-          <w:rFonts w:ascii="Times New Roman" w:hAnsi="Times New Roman" w:cs="Times New Roman"/>
-          <w:b/>
-          <w:bCs/>
-          <w:sz w:val="28"/>
-          <w:szCs w:val="28"/>
-        </w:rPr>
-        <w:tab/>
-      </w:r>
-      <w:r>
-        <w:rPr>
-          <w:rFonts w:ascii="Times New Roman" w:hAnsi="Times New Roman" w:cs="Times New Roman"/>
-          <w:b/>
-          <w:bCs/>
-          <w:sz w:val="28"/>
-          <w:szCs w:val="28"/>
-        </w:rPr>
-        <w:t>(3</w:t>
-      </w:r>
-      <w:r>
-        <w:rPr>
-          <w:rFonts w:ascii="Times New Roman" w:hAnsi="Times New Roman" w:cs="Times New Roman"/>
-          <w:b/>
-          <w:bCs/>
-          <w:sz w:val="28"/>
-          <w:szCs w:val="28"/>
-        </w:rPr>
-        <w:t>×</w:t>
-      </w:r>
-      <w:r>
-        <w:rPr>
-          <w:rFonts w:ascii="Times New Roman" w:hAnsi="Times New Roman" w:cs="Times New Roman"/>
-          <w:b/>
-          <w:bCs/>
-          <w:sz w:val="28"/>
-          <w:szCs w:val="28"/>
-        </w:rPr>
-        <w:t>1</w:t>
-      </w:r>
-      <w:r>
-        <w:rPr>
-          <w:rFonts w:ascii="Times New Roman" w:hAnsi="Times New Roman" w:cs="Times New Roman"/>
-          <w:b/>
-          <w:bCs/>
-          <w:sz w:val="28"/>
-          <w:szCs w:val="28"/>
-        </w:rPr>
-        <w:t>=</w:t>
-      </w:r>
-      <w:r>
-        <w:rPr>
-          <w:rFonts w:ascii="Times New Roman" w:hAnsi="Times New Roman" w:cs="Times New Roman"/>
-          <w:b/>
-          <w:bCs/>
-          <w:sz w:val="28"/>
-          <w:szCs w:val="28"/>
-        </w:rPr>
-        <w:t>3</w:t>
-      </w:r>
-      <w:r>
-        <w:rPr>
-          <w:rFonts w:ascii="Times New Roman" w:hAnsi="Times New Roman" w:cs="Times New Roman"/>
-          <w:b/>
-          <w:bCs/>
-          <w:sz w:val="28"/>
-          <w:szCs w:val="28"/>
-        </w:rPr>
-        <w:t>)</w:t>
-      </w:r>
-    </w:p>
-    <w:p>
-      <w:pPr>
-        <w:spacing w:after="0" w:line="360" w:lineRule="auto"/>
-        <w:rPr>
-          <w:rFonts w:ascii="Times New Roman" w:hAnsi="Times New Roman" w:cs="Times New Roman"/>
-          <w:sz w:val="28"/>
-          <w:szCs w:val="28"/>
-        </w:rPr>
-      </w:pPr>
-      <w:r>
-        <w:rPr>
-          <w:rFonts w:ascii="Times New Roman" w:hAnsi="Times New Roman" w:cs="Times New Roman"/>
-          <w:sz w:val="28"/>
-          <w:szCs w:val="28"/>
-        </w:rPr>
-        <w:t>​a.</w:t>
-      </w:r>
-      <w:r>
-        <w:rPr>
-          <w:rFonts w:ascii="Times New Roman" w:hAnsi="Times New Roman" w:cs="Times New Roman"/>
-          <w:sz w:val="28"/>
-          <w:szCs w:val="28"/>
-        </w:rPr>
-        <w:t xml:space="preserve"> </w:t>
-      </w:r>
-      <w:r>
-        <w:rPr>
-          <w:rFonts w:ascii="Times New Roman" w:hAnsi="Times New Roman" w:cs="Times New Roman"/>
-          <w:sz w:val="28"/>
-          <w:szCs w:val="28"/>
-        </w:rPr>
-        <w:t>Nap</w:t>
-      </w:r>
-      <w:r>
-        <w:rPr>
-          <w:rFonts w:ascii="Times New Roman" w:hAnsi="Times New Roman" w:cs="Times New Roman"/>
-          <w:sz w:val="28"/>
-          <w:szCs w:val="28"/>
-        </w:rPr>
-        <w:t>i</w:t>
-      </w:r>
-      <w:r>
-        <w:rPr>
-          <w:rFonts w:ascii="Times New Roman" w:hAnsi="Times New Roman" w:cs="Times New Roman"/>
-          <w:sz w:val="28"/>
-          <w:szCs w:val="28"/>
-        </w:rPr>
-        <w:t>e</w:t>
-      </w:r>
-      <w:r>
-        <w:rPr>
-          <w:rFonts w:ascii="Times New Roman" w:hAnsi="Times New Roman" w:cs="Times New Roman"/>
-          <w:sz w:val="28"/>
-          <w:szCs w:val="28"/>
-        </w:rPr>
-        <w:t xml:space="preserve">r bones </w:t>
-      </w:r>
-      <w:proofErr w:type="gramStart"/>
-      <w:r>
-        <w:rPr>
-          <w:rFonts w:ascii="Times New Roman" w:hAnsi="Times New Roman" w:cs="Times New Roman"/>
-          <w:sz w:val="28"/>
-          <w:szCs w:val="28"/>
-        </w:rPr>
-        <w:t>was</w:t>
-      </w:r>
-      <w:proofErr w:type="gramEnd"/>
-      <w:r>
-        <w:rPr>
-          <w:rFonts w:ascii="Times New Roman" w:hAnsi="Times New Roman" w:cs="Times New Roman"/>
-          <w:sz w:val="28"/>
-          <w:szCs w:val="28"/>
-        </w:rPr>
-        <w:t xml:space="preserve"> fi</w:t>
-      </w:r>
-      <w:r>
-        <w:rPr>
-          <w:rFonts w:ascii="Times New Roman" w:hAnsi="Times New Roman" w:cs="Times New Roman"/>
-          <w:sz w:val="28"/>
-          <w:szCs w:val="28"/>
-        </w:rPr>
-        <w:t>r</w:t>
-      </w:r>
-      <w:r>
-        <w:rPr>
-          <w:rFonts w:ascii="Times New Roman" w:hAnsi="Times New Roman" w:cs="Times New Roman"/>
-          <w:sz w:val="28"/>
-          <w:szCs w:val="28"/>
-        </w:rPr>
-        <w:t>st invented by Chinese in s</w:t>
-      </w:r>
-      <w:r>
-        <w:rPr>
-          <w:rFonts w:ascii="Times New Roman" w:hAnsi="Times New Roman" w:cs="Times New Roman"/>
-          <w:sz w:val="28"/>
-          <w:szCs w:val="28"/>
-        </w:rPr>
-        <w:t>ixteenth century</w:t>
-      </w:r>
-      <w:r>
-        <w:rPr>
-          <w:rFonts w:ascii="Times New Roman" w:hAnsi="Times New Roman" w:cs="Times New Roman"/>
-          <w:sz w:val="28"/>
-          <w:szCs w:val="28"/>
-        </w:rPr>
-        <w:t xml:space="preserve">. [____] </w:t>
-      </w:r>
-    </w:p>
-    <w:p>
-      <w:pPr>
-        <w:spacing w:after="0" w:line="360" w:lineRule="auto"/>
-        <w:rPr>
-          <w:rFonts w:ascii="Times New Roman" w:hAnsi="Times New Roman" w:cs="Times New Roman"/>
-          <w:sz w:val="28"/>
-          <w:szCs w:val="28"/>
-        </w:rPr>
-      </w:pPr>
-      <w:r>
-        <w:rPr>
-          <w:rFonts w:ascii="Times New Roman" w:hAnsi="Times New Roman" w:cs="Times New Roman"/>
-          <w:sz w:val="28"/>
-          <w:szCs w:val="28"/>
-        </w:rPr>
-        <w:t xml:space="preserve">b. </w:t>
-      </w:r>
-      <w:r>
-        <w:rPr>
-          <w:rFonts w:ascii="Times New Roman" w:hAnsi="Times New Roman" w:cs="Times New Roman"/>
-          <w:sz w:val="28"/>
-          <w:szCs w:val="28"/>
-        </w:rPr>
-        <w:t xml:space="preserve">Line spacing </w:t>
-      </w:r>
-      <w:r>
-        <w:rPr>
-          <w:rFonts w:ascii="Times New Roman" w:hAnsi="Times New Roman" w:cs="Times New Roman"/>
-          <w:sz w:val="28"/>
-          <w:szCs w:val="28"/>
-        </w:rPr>
-        <w:t>is set to a single line spacing by default in Microsoft Word</w:t>
-      </w:r>
-      <w:r>
-        <w:rPr>
-          <w:rFonts w:ascii="Times New Roman" w:hAnsi="Times New Roman" w:cs="Times New Roman"/>
-          <w:sz w:val="28"/>
-          <w:szCs w:val="28"/>
-        </w:rPr>
-        <w:t xml:space="preserve">. [____] </w:t>
-      </w:r>
-    </w:p>
-    <w:p>
-      <w:pPr>
-        <w:spacing w:after="0" w:line="360" w:lineRule="auto"/>
-        <w:rPr>
-          <w:rFonts w:ascii="Times New Roman" w:hAnsi="Times New Roman" w:cs="Times New Roman"/>
-          <w:sz w:val="28"/>
-          <w:szCs w:val="28"/>
-        </w:rPr>
-      </w:pPr>
-      <w:r>
-        <w:rPr>
-          <w:rFonts w:ascii="Times New Roman" w:hAnsi="Times New Roman" w:cs="Times New Roman"/>
-          <w:sz w:val="28"/>
-          <w:szCs w:val="28"/>
-        </w:rPr>
-        <w:t xml:space="preserve">c. </w:t>
-      </w:r>
-      <w:r>
-        <w:rPr>
-          <w:rFonts w:ascii="Times New Roman" w:hAnsi="Times New Roman" w:cs="Times New Roman"/>
-          <w:sz w:val="28"/>
-          <w:szCs w:val="28"/>
-        </w:rPr>
-        <w:t xml:space="preserve">Reserved </w:t>
-      </w:r>
-      <w:r>
-        <w:rPr>
-          <w:rFonts w:ascii="Times New Roman" w:hAnsi="Times New Roman" w:cs="Times New Roman"/>
-          <w:sz w:val="28"/>
-          <w:szCs w:val="28"/>
-        </w:rPr>
-        <w:t xml:space="preserve">words of </w:t>
-      </w:r>
-      <w:r>
-        <w:rPr>
-          <w:rFonts w:ascii="Times New Roman" w:hAnsi="Times New Roman" w:cs="Times New Roman"/>
-          <w:sz w:val="28"/>
-          <w:szCs w:val="28"/>
-        </w:rPr>
-        <w:t>QBASIC cannot be used as variable names.</w:t>
       </w:r>
       <w:r>
         <w:rPr>
@@ -2563,7 +2512,6 @@
           <w:sz w:val="28"/>
           <w:szCs w:val="28"/>
         </w:rPr>
-        <w:lastRenderedPageBreak/>
         <w:t>5</w:t>
       </w:r>
       <w:r>
